--- a/invoice-generator/templates/elegant.docx
+++ b/invoice-generator/templates/elegant.docx
@@ -4,7 +4,7 @@
   <w:body>
     <w:tbl>
       <w:tblPr>
-        <w:tblW w:type="pct" w:w="100%"/>
+        <w:tblW w:type="dxa" w:w="9360"/>
         <w:tblBorders>
           <w:top w:val="none" w:color="FFFFFF" w:sz="0"/>
           <w:left w:val="none" w:color="FFFFFF" w:sz="0"/>
@@ -15,13 +15,13 @@
         </w:tblBorders>
       </w:tblPr>
       <w:tblGrid>
-        <w:gridCol w:w="100"/>
-        <w:gridCol w:w="100"/>
+        <w:gridCol w:w="5616"/>
+        <w:gridCol w:w="3744"/>
       </w:tblGrid>
       <w:tr>
         <w:tc>
           <w:tcPr>
-            <w:tcW w:type="pct" w:w="60%"/>
+            <w:tcW w:type="dxa" w:w="5616"/>
             <w:tcBorders>
               <w:top w:val="none" w:color="FFFFFF" w:sz="0"/>
               <w:left w:val="none" w:color="FFFFFF" w:sz="0"/>
@@ -74,7 +74,7 @@
         </w:tc>
         <w:tc>
           <w:tcPr>
-            <w:tcW w:type="pct" w:w="40%"/>
+            <w:tcW w:type="dxa" w:w="3744"/>
             <w:tcBorders>
               <w:top w:val="none" w:color="FFFFFF" w:sz="0"/>
               <w:left w:val="none" w:color="FFFFFF" w:sz="0"/>
@@ -125,7 +125,7 @@
     </w:p>
     <w:tbl>
       <w:tblPr>
-        <w:tblW w:type="pct" w:w="100%"/>
+        <w:tblW w:type="dxa" w:w="9360"/>
         <w:tblBorders>
           <w:top w:val="none" w:color="FFFFFF" w:sz="0"/>
           <w:left w:val="none" w:color="FFFFFF" w:sz="0"/>
@@ -136,13 +136,13 @@
         </w:tblBorders>
       </w:tblPr>
       <w:tblGrid>
-        <w:gridCol w:w="100"/>
-        <w:gridCol w:w="100"/>
+        <w:gridCol w:w="4680"/>
+        <w:gridCol w:w="4680"/>
       </w:tblGrid>
       <w:tr>
         <w:tc>
           <w:tcPr>
-            <w:tcW w:type="pct" w:w="50%"/>
+            <w:tcW w:type="dxa" w:w="4680"/>
             <w:tcBorders>
               <w:top w:val="none" w:color="FFFFFF" w:sz="0"/>
               <w:left w:val="none" w:color="FFFFFF" w:sz="0"/>
@@ -186,7 +186,7 @@
         </w:tc>
         <w:tc>
           <w:tcPr>
-            <w:tcW w:type="pct" w:w="50%"/>
+            <w:tcW w:type="dxa" w:w="4680"/>
             <w:tcBorders>
               <w:top w:val="none" w:color="FFFFFF" w:sz="0"/>
               <w:left w:val="none" w:color="FFFFFF" w:sz="0"/>
@@ -276,7 +276,7 @@
     </w:p>
     <w:tbl>
       <w:tblPr>
-        <w:tblW w:type="pct" w:w="100%"/>
+        <w:tblW w:type="dxa" w:w="9360"/>
         <w:tblBorders>
           <w:top w:val="single" w:color="DDDDDD" w:sz="4"/>
           <w:left w:val="single" w:color="DDDDDD" w:sz="4"/>
@@ -287,10 +287,10 @@
         </w:tblBorders>
       </w:tblPr>
       <w:tblGrid>
-        <w:gridCol w:w="100"/>
-        <w:gridCol w:w="100"/>
-        <w:gridCol w:w="100"/>
-        <w:gridCol w:w="100"/>
+        <w:gridCol w:w="4680"/>
+        <w:gridCol w:w="936"/>
+        <w:gridCol w:w="1872"/>
+        <w:gridCol w:w="1872"/>
       </w:tblGrid>
       <w:tr>
         <w:trPr>
@@ -298,6 +298,7 @@
         </w:trPr>
         <w:tc>
           <w:tcPr>
+            <w:tcW w:type="dxa" w:w="4680"/>
             <w:shd w:fill="FBBF24" w:color="auto" w:val="clear"/>
           </w:tcPr>
           <w:p>
@@ -318,6 +319,7 @@
         </w:tc>
         <w:tc>
           <w:tcPr>
+            <w:tcW w:type="dxa" w:w="936"/>
             <w:shd w:fill="FBBF24" w:color="auto" w:val="clear"/>
           </w:tcPr>
           <w:p>
@@ -338,6 +340,7 @@
         </w:tc>
         <w:tc>
           <w:tcPr>
+            <w:tcW w:type="dxa" w:w="1872"/>
             <w:shd w:fill="FBBF24" w:color="auto" w:val="clear"/>
           </w:tcPr>
           <w:p>
@@ -358,6 +361,7 @@
         </w:tc>
         <w:tc>
           <w:tcPr>
+            <w:tcW w:type="dxa" w:w="1872"/>
             <w:shd w:fill="FBBF24" w:color="auto" w:val="clear"/>
           </w:tcPr>
           <w:p>
@@ -379,6 +383,9 @@
       </w:tr>
       <w:tr>
         <w:tc>
+          <w:tcPr>
+            <w:tcW w:type="dxa" w:w="4680"/>
+          </w:tcPr>
           <w:p>
             <w:pPr>
               <w:jc w:val="left"/>
@@ -393,6 +400,9 @@
           </w:p>
         </w:tc>
         <w:tc>
+          <w:tcPr>
+            <w:tcW w:type="dxa" w:w="936"/>
+          </w:tcPr>
           <w:p>
             <w:pPr>
               <w:jc w:val="right"/>
@@ -407,6 +417,9 @@
           </w:p>
         </w:tc>
         <w:tc>
+          <w:tcPr>
+            <w:tcW w:type="dxa" w:w="1872"/>
+          </w:tcPr>
           <w:p>
             <w:pPr>
               <w:jc w:val="right"/>
@@ -421,6 +434,9 @@
           </w:p>
         </w:tc>
         <w:tc>
+          <w:tcPr>
+            <w:tcW w:type="dxa" w:w="1872"/>
+          </w:tcPr>
           <w:p>
             <w:pPr>
               <w:jc w:val="right"/>
@@ -437,6 +453,9 @@
       </w:tr>
       <w:tr>
         <w:tc>
+          <w:tcPr>
+            <w:tcW w:type="dxa" w:w="4680"/>
+          </w:tcPr>
           <w:p>
             <w:pPr>
               <w:jc w:val="left"/>
@@ -451,6 +470,9 @@
           </w:p>
         </w:tc>
         <w:tc>
+          <w:tcPr>
+            <w:tcW w:type="dxa" w:w="936"/>
+          </w:tcPr>
           <w:p>
             <w:pPr>
               <w:jc w:val="right"/>
@@ -465,6 +487,9 @@
           </w:p>
         </w:tc>
         <w:tc>
+          <w:tcPr>
+            <w:tcW w:type="dxa" w:w="1872"/>
+          </w:tcPr>
           <w:p>
             <w:pPr>
               <w:jc w:val="right"/>
@@ -479,6 +504,9 @@
           </w:p>
         </w:tc>
         <w:tc>
+          <w:tcPr>
+            <w:tcW w:type="dxa" w:w="1872"/>
+          </w:tcPr>
           <w:p>
             <w:pPr>
               <w:jc w:val="right"/>
@@ -495,6 +523,9 @@
       </w:tr>
       <w:tr>
         <w:tc>
+          <w:tcPr>
+            <w:tcW w:type="dxa" w:w="4680"/>
+          </w:tcPr>
           <w:p>
             <w:pPr>
               <w:jc w:val="left"/>
@@ -509,6 +540,9 @@
           </w:p>
         </w:tc>
         <w:tc>
+          <w:tcPr>
+            <w:tcW w:type="dxa" w:w="936"/>
+          </w:tcPr>
           <w:p>
             <w:pPr>
               <w:jc w:val="right"/>
@@ -523,6 +557,9 @@
           </w:p>
         </w:tc>
         <w:tc>
+          <w:tcPr>
+            <w:tcW w:type="dxa" w:w="1872"/>
+          </w:tcPr>
           <w:p>
             <w:pPr>
               <w:jc w:val="right"/>
@@ -537,6 +574,9 @@
           </w:p>
         </w:tc>
         <w:tc>
+          <w:tcPr>
+            <w:tcW w:type="dxa" w:w="1872"/>
+          </w:tcPr>
           <w:p>
             <w:pPr>
               <w:jc w:val="right"/>
@@ -562,7 +602,7 @@
     </w:p>
     <w:tbl>
       <w:tblPr>
-        <w:tblW w:type="pct" w:w="100%"/>
+        <w:tblW w:type="dxa" w:w="9360"/>
         <w:tblBorders>
           <w:top w:val="none" w:color="FFFFFF" w:sz="0"/>
           <w:left w:val="none" w:color="FFFFFF" w:sz="0"/>
@@ -573,13 +613,13 @@
         </w:tblBorders>
       </w:tblPr>
       <w:tblGrid>
-        <w:gridCol w:w="100"/>
-        <w:gridCol w:w="100"/>
+        <w:gridCol w:w="6552"/>
+        <w:gridCol w:w="2808"/>
       </w:tblGrid>
       <w:tr>
         <w:tc>
           <w:tcPr>
-            <w:tcW w:type="pct" w:w="70%"/>
+            <w:tcW w:type="dxa" w:w="6552"/>
             <w:tcBorders>
               <w:top w:val="none" w:color="FFFFFF" w:sz="0"/>
               <w:left w:val="none" w:color="FFFFFF" w:sz="0"/>
@@ -605,7 +645,7 @@
         </w:tc>
         <w:tc>
           <w:tcPr>
-            <w:tcW w:type="pct" w:w="30%"/>
+            <w:tcW w:type="dxa" w:w="2808"/>
             <w:tcBorders>
               <w:top w:val="none" w:color="FFFFFF" w:sz="0"/>
               <w:left w:val="none" w:color="FFFFFF" w:sz="0"/>
@@ -632,7 +672,7 @@
       <w:tr>
         <w:tc>
           <w:tcPr>
-            <w:tcW w:type="pct" w:w="70%"/>
+            <w:tcW w:type="dxa" w:w="6552"/>
             <w:tcBorders>
               <w:top w:val="none" w:color="FFFFFF" w:sz="0"/>
               <w:left w:val="none" w:color="FFFFFF" w:sz="0"/>
@@ -658,7 +698,7 @@
         </w:tc>
         <w:tc>
           <w:tcPr>
-            <w:tcW w:type="pct" w:w="30%"/>
+            <w:tcW w:type="dxa" w:w="2808"/>
             <w:tcBorders>
               <w:top w:val="none" w:color="FFFFFF" w:sz="0"/>
               <w:left w:val="none" w:color="FFFFFF" w:sz="0"/>
@@ -685,7 +725,7 @@
       <w:tr>
         <w:tc>
           <w:tcPr>
-            <w:tcW w:type="pct" w:w="70%"/>
+            <w:tcW w:type="dxa" w:w="6552"/>
             <w:tcBorders>
               <w:top w:val="none" w:color="FFFFFF" w:sz="0"/>
               <w:left w:val="none" w:color="FFFFFF" w:sz="0"/>
@@ -711,7 +751,7 @@
         </w:tc>
         <w:tc>
           <w:tcPr>
-            <w:tcW w:type="pct" w:w="30%"/>
+            <w:tcW w:type="dxa" w:w="2808"/>
             <w:tcBorders>
               <w:top w:val="none" w:color="FFFFFF" w:sz="0"/>
               <w:left w:val="none" w:color="FFFFFF" w:sz="0"/>

--- a/invoice-generator/templates/elegant.docx
+++ b/invoice-generator/templates/elegant.docx
@@ -78,10 +78,9 @@
             <w:tcBorders>
               <w:top w:val="none" w:color="FFFFFF" w:sz="0"/>
               <w:left w:val="none" w:color="FFFFFF" w:sz="0"/>
-              <w:bottom w:val="none" w:color="FFFFFF" w:sz="0"/>
+              <w:bottom w:val="single" w:color="6366F1" w:sz="6"/>
               <w:right w:val="none" w:color="FFFFFF" w:sz="0"/>
             </w:tcBorders>
-            <w:shd w:fill="FBBF24" w:color="auto" w:val="clear"/>
           </w:tcPr>
           <w:p>
             <w:pPr>
@@ -90,10 +89,10 @@
             </w:pPr>
             <w:r>
               <w:rPr>
-                <w:rFonts w:ascii="Arial" w:cs="Arial" w:eastAsia="Arial" w:hAnsi="Arial"/>
+                <w:rFonts w:ascii="Georgia" w:cs="Georgia" w:eastAsia="Georgia" w:hAnsi="Georgia"/>
                 <w:b/>
                 <w:bCs/>
-                <w:color w:val="1A1A1A"/>
+                <w:color w:val="6366F1"/>
                 <w:sz w:val="44"/>
                 <w:szCs w:val="44"/>
               </w:rPr>
@@ -299,7 +298,7 @@
         <w:tc>
           <w:tcPr>
             <w:tcW w:type="dxa" w:w="4680"/>
-            <w:shd w:fill="FBBF24" w:color="auto" w:val="clear"/>
+            <w:shd w:fill="F3F5F8" w:color="auto" w:val="clear"/>
           </w:tcPr>
           <w:p>
             <w:pPr>
@@ -320,7 +319,7 @@
         <w:tc>
           <w:tcPr>
             <w:tcW w:type="dxa" w:w="936"/>
-            <w:shd w:fill="FBBF24" w:color="auto" w:val="clear"/>
+            <w:shd w:fill="F3F5F8" w:color="auto" w:val="clear"/>
           </w:tcPr>
           <w:p>
             <w:pPr>
@@ -341,7 +340,7 @@
         <w:tc>
           <w:tcPr>
             <w:tcW w:type="dxa" w:w="1872"/>
-            <w:shd w:fill="FBBF24" w:color="auto" w:val="clear"/>
+            <w:shd w:fill="F3F5F8" w:color="auto" w:val="clear"/>
           </w:tcPr>
           <w:p>
             <w:pPr>
@@ -362,7 +361,7 @@
         <w:tc>
           <w:tcPr>
             <w:tcW w:type="dxa" w:w="1872"/>
-            <w:shd w:fill="FBBF24" w:color="auto" w:val="clear"/>
+            <w:shd w:fill="F3F5F8" w:color="auto" w:val="clear"/>
           </w:tcPr>
           <w:p>
             <w:pPr>
